--- a/EXP22-VB.docx
+++ b/EXP22-VB.docx
@@ -44,7 +44,6 @@
           <w:lang w:val="en-US"/>
         </w:rPr>
       </w:pPr>
-      <w:proofErr w:type="gramStart"/>
       <w:r>
         <w:rPr>
           <w:rFonts w:ascii="Times New Roman" w:hAnsi="Times New Roman" w:cs="Times New Roman"/>
@@ -54,10 +53,12 @@
           <w:szCs w:val="28"/>
           <w:lang w:val="en-US"/>
         </w:rPr>
-        <w:t>Name :</w:t>
-      </w:r>
-      <w:proofErr w:type="gramEnd"/>
-      <w:r>
+        <w:t>Name : Reddem Yashaswini</w:t>
+      </w:r>
+    </w:p>
+    <w:p>
+      <w:pPr>
+        <w:jc w:val="right"/>
         <w:rPr>
           <w:rFonts w:ascii="Times New Roman" w:hAnsi="Times New Roman" w:cs="Times New Roman"/>
           <w:b/>
@@ -66,12 +67,8 @@
           <w:szCs w:val="28"/>
           <w:lang w:val="en-US"/>
         </w:rPr>
-        <w:t xml:space="preserve"> Reddem Yashaswini</w:t>
-      </w:r>
-    </w:p>
-    <w:p>
-      <w:pPr>
-        <w:jc w:val="right"/>
+      </w:pPr>
+      <w:r>
         <w:rPr>
           <w:rFonts w:ascii="Times New Roman" w:hAnsi="Times New Roman" w:cs="Times New Roman"/>
           <w:b/>
@@ -80,28 +77,27 @@
           <w:szCs w:val="28"/>
           <w:lang w:val="en-US"/>
         </w:rPr>
-      </w:pPr>
-      <w:r>
-        <w:rPr>
-          <w:rFonts w:ascii="Times New Roman" w:hAnsi="Times New Roman" w:cs="Times New Roman"/>
+        <w:t>Reg.no: 192525438</w:t>
+      </w:r>
+    </w:p>
+    <w:p>
+      <w:pPr>
+        <w:rPr>
           <w:b/>
           <w:bCs/>
           <w:sz w:val="28"/>
           <w:szCs w:val="28"/>
-          <w:lang w:val="en-US"/>
-        </w:rPr>
-        <w:t>Reg.no: 192525438</w:t>
-      </w:r>
-    </w:p>
-    <w:p>
-      <w:pPr>
+        </w:rPr>
+      </w:pPr>
+      <w:r>
         <w:rPr>
           <w:b/>
           <w:bCs/>
           <w:sz w:val="28"/>
           <w:szCs w:val="28"/>
         </w:rPr>
-      </w:pPr>
+        <w:t>EXPERIMENT 2</w:t>
+      </w:r>
       <w:r>
         <w:rPr>
           <w:b/>
@@ -109,18 +105,18 @@
           <w:sz w:val="28"/>
           <w:szCs w:val="28"/>
         </w:rPr>
-        <w:t xml:space="preserve">EXPERIMENT </w:t>
-      </w:r>
-      <w:proofErr w:type="gramStart"/>
-      <w:r>
+        <w:t>2 :</w:t>
+      </w:r>
+    </w:p>
+    <w:p>
+      <w:pPr>
         <w:rPr>
           <w:b/>
           <w:bCs/>
           <w:sz w:val="28"/>
           <w:szCs w:val="28"/>
         </w:rPr>
-        <w:t>2</w:t>
-      </w:r>
+      </w:pPr>
       <w:r>
         <w:rPr>
           <w:b/>
@@ -128,19 +124,17 @@
           <w:sz w:val="28"/>
           <w:szCs w:val="28"/>
         </w:rPr>
-        <w:t>2 :</w:t>
-      </w:r>
-      <w:proofErr w:type="gramEnd"/>
-    </w:p>
-    <w:p>
-      <w:pPr>
+        <w:t>To write a procedure to run the virtual machine of different configuration and to check</w:t>
+      </w:r>
+      <w:r>
         <w:rPr>
           <w:b/>
           <w:bCs/>
           <w:sz w:val="28"/>
           <w:szCs w:val="28"/>
         </w:rPr>
-      </w:pPr>
+        <w:t xml:space="preserve"> </w:t>
+      </w:r>
       <w:r>
         <w:rPr>
           <w:b/>
@@ -148,91 +142,62 @@
           <w:sz w:val="28"/>
           <w:szCs w:val="28"/>
         </w:rPr>
-        <w:t>To write a procedure to run the virtual machine of different configuration and to check</w:t>
-      </w:r>
-      <w:r>
+        <w:t>how many virtual machines can be utilized at a particular time.</w:t>
+      </w:r>
+    </w:p>
+    <w:p>
+      <w:pPr>
+        <w:spacing w:line="360" w:lineRule="auto"/>
         <w:rPr>
           <w:b/>
           <w:bCs/>
-          <w:sz w:val="28"/>
-          <w:szCs w:val="28"/>
-        </w:rPr>
-        <w:t xml:space="preserve"> </w:t>
-      </w:r>
+        </w:rPr>
+      </w:pPr>
       <w:r>
         <w:rPr>
           <w:b/>
           <w:bCs/>
-          <w:sz w:val="28"/>
-          <w:szCs w:val="28"/>
-        </w:rPr>
-        <w:t>how many virtual machines can be utilized at a particular time.</w:t>
-      </w:r>
-    </w:p>
-    <w:p>
-      <w:pPr>
-        <w:spacing w:line="360" w:lineRule="auto"/>
+        </w:rPr>
+        <w:t>Aim</w:t>
+      </w:r>
+      <w:r>
         <w:rPr>
           <w:b/>
           <w:bCs/>
         </w:rPr>
-      </w:pPr>
-      <w:proofErr w:type="gramStart"/>
-      <w:r>
+        <w:t xml:space="preserve"> :</w:t>
+      </w:r>
+    </w:p>
+    <w:p>
+      <w:pPr>
+        <w:spacing w:line="360" w:lineRule="auto"/>
+      </w:pPr>
+      <w:r>
+        <w:t>To run virtual machines with different configurations and determine the maximum number of virtual machines that can be utilized simultaneously on a host system.</w:t>
+      </w:r>
+    </w:p>
+    <w:p>
+      <w:pPr>
+        <w:spacing w:line="360" w:lineRule="auto"/>
         <w:rPr>
           <w:b/>
           <w:bCs/>
         </w:rPr>
-        <w:t>Aim</w:t>
-      </w:r>
+      </w:pPr>
       <w:r>
         <w:rPr>
           <w:b/>
           <w:bCs/>
         </w:rPr>
-        <w:t xml:space="preserve"> :</w:t>
-      </w:r>
-      <w:proofErr w:type="gramEnd"/>
-    </w:p>
-    <w:p>
-      <w:pPr>
-        <w:spacing w:line="360" w:lineRule="auto"/>
-      </w:pPr>
-      <w:r>
-        <w:t>To run virtual machines with different configurations and determine the maximum number of virtual machines that can be utilized simultaneously on a host system.</w:t>
-      </w:r>
-    </w:p>
-    <w:p>
-      <w:pPr>
-        <w:spacing w:line="360" w:lineRule="auto"/>
+        <w:t>Short Procedure</w:t>
+      </w:r>
+      <w:r>
         <w:rPr>
           <w:b/>
           <w:bCs/>
         </w:rPr>
-      </w:pPr>
-      <w:r>
-        <w:rPr>
-          <w:b/>
-          <w:bCs/>
-        </w:rPr>
-        <w:t xml:space="preserve">Short </w:t>
-      </w:r>
-      <w:proofErr w:type="gramStart"/>
-      <w:r>
-        <w:rPr>
-          <w:b/>
-          <w:bCs/>
-        </w:rPr>
-        <w:t>Procedure</w:t>
-      </w:r>
-      <w:r>
-        <w:rPr>
-          <w:b/>
-          <w:bCs/>
-        </w:rPr>
         <w:t xml:space="preserve"> :</w:t>
       </w:r>
-      <w:proofErr w:type="gramEnd"/>
     </w:p>
     <w:p>
       <w:pPr>
@@ -243,15 +208,7 @@
         <w:spacing w:line="240" w:lineRule="auto"/>
       </w:pPr>
       <w:r>
-        <w:t xml:space="preserve">Open the virtualization software such </w:t>
-      </w:r>
-      <w:proofErr w:type="gramStart"/>
-      <w:r>
-        <w:t>as  VirtualBox</w:t>
-      </w:r>
-      <w:proofErr w:type="gramEnd"/>
-      <w:r>
-        <w:t xml:space="preserve">. </w:t>
+        <w:t xml:space="preserve">Open the virtualization software such as  VirtualBox. </w:t>
       </w:r>
     </w:p>
     <w:p>
@@ -352,41 +309,47 @@
     </w:p>
     <w:p>
       <w:pPr>
-        <w:spacing w:line="360" w:lineRule="auto"/>
+        <w:pStyle w:val="NormalWeb"/>
         <w:ind w:left="720"/>
         <w:rPr>
           <w:b/>
           <w:bCs/>
+          <w:color w:val="000000"/>
+          <w:sz w:val="27"/>
+          <w:szCs w:val="27"/>
         </w:rPr>
       </w:pPr>
       <w:r>
         <w:rPr>
           <w:b/>
           <w:bCs/>
-        </w:rPr>
-        <w:t>RESULT:</w:t>
-      </w:r>
-    </w:p>
-    <w:p>
-      <w:pPr>
-        <w:spacing w:line="360" w:lineRule="auto"/>
-        <w:ind w:left="720"/>
-      </w:pPr>
-      <w:r>
-        <w:t xml:space="preserve">The VM got overloaded by creating two VMs </w:t>
-      </w:r>
-      <w:r>
-        <w:t xml:space="preserve">on of </w:t>
-      </w:r>
-      <w:proofErr w:type="spellStart"/>
-      <w:proofErr w:type="gramStart"/>
-      <w:r>
-        <w:t>it,work</w:t>
-      </w:r>
-      <w:proofErr w:type="spellEnd"/>
-      <w:proofErr w:type="gramEnd"/>
-      <w:r>
-        <w:t xml:space="preserve"> got slow early.</w:t>
+          <w:color w:val="000000"/>
+          <w:sz w:val="27"/>
+          <w:szCs w:val="27"/>
+        </w:rPr>
+        <w:t>Result:</w:t>
+      </w:r>
+    </w:p>
+    <w:p>
+      <w:pPr>
+        <w:pStyle w:val="NormalWeb"/>
+        <w:numPr>
+          <w:ilvl w:val="0"/>
+          <w:numId w:val="2"/>
+        </w:numPr>
+        <w:rPr>
+          <w:color w:val="000000"/>
+          <w:sz w:val="27"/>
+          <w:szCs w:val="27"/>
+        </w:rPr>
+      </w:pPr>
+      <w:r>
+        <w:rPr>
+          <w:color w:val="000000"/>
+          <w:sz w:val="27"/>
+          <w:szCs w:val="27"/>
+        </w:rPr>
+        <w:t>The number of virtual machines that can run simultaneously depends on the host system's available RAM, CPU, and storage resources</w:t>
       </w:r>
     </w:p>
     <w:p>
@@ -410,7 +373,6 @@
         <w:rPr>
           <w:noProof/>
         </w:rPr>
-        <w:lastRenderedPageBreak/>
         <w:drawing>
           <wp:inline distT="0" distB="0" distL="0" distR="0" wp14:anchorId="5A8C20EC" wp14:editId="71D80869">
             <wp:extent cx="2831819" cy="2679773"/>
@@ -627,13 +589,8 @@
       <w:pPr>
         <w:jc w:val="center"/>
       </w:pPr>
-      <w:proofErr w:type="gramStart"/>
-      <w:r>
-        <w:t>FIG :</w:t>
-      </w:r>
-      <w:proofErr w:type="gramEnd"/>
-      <w:r>
-        <w:t xml:space="preserve"> PROCESS OF CREATING A VM</w:t>
+      <w:r>
+        <w:t>FIG : PROCESS OF CREATING A VM</w:t>
       </w:r>
     </w:p>
     <w:p>
@@ -658,7 +615,9 @@
     </w:p>
     <w:p>
       <w:r>
-        <w:lastRenderedPageBreak/>
+        <w:rPr>
+          <w:noProof/>
+        </w:rPr>
         <w:drawing>
           <wp:inline distT="0" distB="0" distL="0" distR="0" wp14:anchorId="2C39BBF6" wp14:editId="79BE19E2">
             <wp:extent cx="5731510" cy="3006090"/>
@@ -700,13 +659,8 @@
       <w:pPr>
         <w:jc w:val="center"/>
       </w:pPr>
-      <w:proofErr w:type="gramStart"/>
-      <w:r>
-        <w:t>FIG :</w:t>
-      </w:r>
-      <w:proofErr w:type="gramEnd"/>
-      <w:r>
-        <w:t xml:space="preserve"> INSTALLATION OF VM YASHU </w:t>
+      <w:r>
+        <w:t xml:space="preserve">FIG : INSTALLATION OF VM YASHU </w:t>
       </w:r>
     </w:p>
     <w:p>
@@ -716,6 +670,9 @@
     </w:p>
     <w:p>
       <w:r>
+        <w:rPr>
+          <w:noProof/>
+        </w:rPr>
         <w:drawing>
           <wp:inline distT="0" distB="0" distL="0" distR="0" wp14:anchorId="28A88BBD" wp14:editId="51BD6C7F">
             <wp:extent cx="5731510" cy="4093210"/>
@@ -757,13 +714,8 @@
       <w:pPr>
         <w:jc w:val="center"/>
       </w:pPr>
-      <w:proofErr w:type="gramStart"/>
-      <w:r>
-        <w:t>FIG :</w:t>
-      </w:r>
-      <w:proofErr w:type="gramEnd"/>
-      <w:r>
-        <w:t xml:space="preserve"> ACTIVITY STATUS OF VM YASHU</w:t>
+      <w:r>
+        <w:t>FIG : ACTIVITY STATUS OF VM YASHU</w:t>
       </w:r>
     </w:p>
     <w:p/>
@@ -774,7 +726,9 @@
     </w:p>
     <w:p>
       <w:r>
-        <w:lastRenderedPageBreak/>
+        <w:rPr>
+          <w:noProof/>
+        </w:rPr>
         <w:drawing>
           <wp:inline distT="0" distB="0" distL="0" distR="0" wp14:anchorId="082A1E05" wp14:editId="63739C85">
             <wp:extent cx="5731510" cy="2891195"/>
@@ -816,19 +770,17 @@
       <w:pPr>
         <w:jc w:val="center"/>
       </w:pPr>
-      <w:proofErr w:type="gramStart"/>
-      <w:r>
-        <w:t>FIG :</w:t>
-      </w:r>
-      <w:proofErr w:type="gramEnd"/>
-      <w:r>
-        <w:t xml:space="preserve"> INSTALLATION OF VM VYSHU</w:t>
+      <w:r>
+        <w:t>FIG : INSTALLATION OF VM VYSHU</w:t>
       </w:r>
     </w:p>
     <w:p/>
     <w:p/>
     <w:p>
       <w:r>
+        <w:rPr>
+          <w:noProof/>
+        </w:rPr>
         <w:drawing>
           <wp:inline distT="0" distB="0" distL="0" distR="0" wp14:anchorId="4DD9E555" wp14:editId="544E5F38">
             <wp:extent cx="5731510" cy="3283585"/>
@@ -870,13 +822,8 @@
       <w:pPr>
         <w:jc w:val="center"/>
       </w:pPr>
-      <w:proofErr w:type="gramStart"/>
-      <w:r>
-        <w:t>FIG :</w:t>
-      </w:r>
-      <w:proofErr w:type="gramEnd"/>
-      <w:r>
-        <w:t xml:space="preserve"> ACTIVITY STATUS OF VM VYSHU</w:t>
+      <w:r>
+        <w:t>FIG : ACTIVITY STATUS OF VM VYSHU</w:t>
       </w:r>
     </w:p>
     <w:p/>
@@ -885,7 +832,9 @@
     <w:p/>
     <w:p>
       <w:r>
-        <w:lastRenderedPageBreak/>
+        <w:rPr>
+          <w:noProof/>
+        </w:rPr>
         <w:drawing>
           <wp:inline distT="0" distB="0" distL="0" distR="0" wp14:anchorId="65501F1C" wp14:editId="11B6980A">
             <wp:extent cx="5731510" cy="3039110"/>
@@ -927,19 +876,17 @@
       <w:pPr>
         <w:jc w:val="center"/>
       </w:pPr>
-      <w:proofErr w:type="gramStart"/>
-      <w:r>
-        <w:t>FIG :</w:t>
-      </w:r>
-      <w:proofErr w:type="gramEnd"/>
-      <w:r>
-        <w:t xml:space="preserve"> INSTALLATION OF VM VARSHI</w:t>
+      <w:r>
+        <w:t>FIG : INSTALLATION OF VM VARSHI</w:t>
       </w:r>
     </w:p>
     <w:p/>
     <w:p/>
     <w:p>
       <w:r>
+        <w:rPr>
+          <w:noProof/>
+        </w:rPr>
         <w:drawing>
           <wp:inline distT="0" distB="0" distL="0" distR="0" wp14:anchorId="7929C84F" wp14:editId="7FBC571B">
             <wp:extent cx="5731510" cy="3255645"/>
@@ -981,13 +928,8 @@
       <w:pPr>
         <w:jc w:val="center"/>
       </w:pPr>
-      <w:proofErr w:type="gramStart"/>
-      <w:r>
-        <w:t>FIG :</w:t>
-      </w:r>
-      <w:proofErr w:type="gramEnd"/>
-      <w:r>
-        <w:t xml:space="preserve"> ACTIVITY STATUS OF VM VARSHI</w:t>
+      <w:r>
+        <w:t>FIG : ACTIVITY STATUS OF VM VARSHI</w:t>
       </w:r>
     </w:p>
     <w:p/>
@@ -1894,6 +1836,7 @@
   <w:style w:type="character" w:default="1" w:styleId="DefaultParagraphFont">
     <w:name w:val="Default Paragraph Font"/>
     <w:uiPriority w:val="1"/>
+    <w:semiHidden/>
     <w:unhideWhenUsed/>
   </w:style>
   <w:style w:type="table" w:default="1" w:styleId="TableNormal">
@@ -2250,6 +2193,23 @@
     <w:link w:val="Footer"/>
     <w:uiPriority w:val="99"/>
     <w:rsid w:val="00B5602D"/>
+  </w:style>
+  <w:style w:type="paragraph" w:styleId="NormalWeb">
+    <w:name w:val="Normal (Web)"/>
+    <w:basedOn w:val="Normal"/>
+    <w:uiPriority w:val="99"/>
+    <w:semiHidden/>
+    <w:unhideWhenUsed/>
+    <w:rsid w:val="00AE1FF3"/>
+    <w:pPr>
+      <w:spacing w:before="100" w:beforeAutospacing="1" w:after="100" w:afterAutospacing="1" w:line="240" w:lineRule="auto"/>
+    </w:pPr>
+    <w:rPr>
+      <w:rFonts w:ascii="Times New Roman" w:eastAsia="Times New Roman" w:hAnsi="Times New Roman" w:cs="Times New Roman"/>
+      <w:kern w:val="0"/>
+      <w:lang w:eastAsia="en-IN"/>
+      <w14:ligatures w14:val="none"/>
+    </w:rPr>
   </w:style>
 </w:styles>
 </file>
